--- a/Hệ thống mẫu văn bản/Nguyên đã làm/Lịch báo giảng/Lịch báo giảng - Tuần 05.docx
+++ b/Hệ thống mẫu văn bản/Nguyên đã làm/Lịch báo giảng/Lịch báo giảng - Tuần 05.docx
@@ -1335,7 +1335,7 @@
                 <w:sz w:val="26"/>
                 <w:szCs w:val="26"/>
               </w:rPr>
-              <w:t>3</w:t>
+              <w:t>4</w:t>
             </w:r>
           </w:p>
         </w:tc>
@@ -1422,7 +1422,7 @@
                 <w:sz w:val="26"/>
                 <w:szCs w:val="26"/>
               </w:rPr>
-              <w:t>Bàn phím và gõ câu ngắn</w:t>
+              <w:t>Mở, đóng và chuyển đổi ứng dụng</w:t>
             </w:r>
           </w:p>
         </w:tc>
@@ -6724,7 +6724,7 @@
                 <w:sz w:val="26"/>
                 <w:szCs w:val="26"/>
               </w:rPr>
-              <w:t>3</w:t>
+              <w:t>4</w:t>
             </w:r>
           </w:p>
         </w:tc>
@@ -6811,7 +6811,7 @@
                 <w:sz w:val="26"/>
                 <w:szCs w:val="26"/>
               </w:rPr>
-              <w:t>Bàn phím và gõ câu ngắn</w:t>
+              <w:t>Mở, đóng và chuyển đổi ứng dụng</w:t>
             </w:r>
           </w:p>
         </w:tc>
@@ -6927,7 +6927,7 @@
                 <w:sz w:val="26"/>
                 <w:szCs w:val="26"/>
               </w:rPr>
-              <w:t>3</w:t>
+              <w:t>4</w:t>
             </w:r>
           </w:p>
         </w:tc>
@@ -7014,7 +7014,7 @@
                 <w:sz w:val="26"/>
                 <w:szCs w:val="26"/>
               </w:rPr>
-              <w:t>Bàn phím và gõ câu ngắn</w:t>
+              <w:t>Mở, đóng và chuyển đổi ứng dụng</w:t>
             </w:r>
           </w:p>
         </w:tc>

--- a/Hệ thống mẫu văn bản/Nguyên đã làm/Lịch báo giảng/Lịch báo giảng - Tuần 05.docx
+++ b/Hệ thống mẫu văn bản/Nguyên đã làm/Lịch báo giảng/Lịch báo giảng - Tuần 05.docx
@@ -1195,6 +1195,7 @@
                 <w:rFonts w:ascii="Times New Roman" w:hAnsi="Times New Roman"/>
                 <w:sz w:val="26"/>
               </w:rPr>
+              <w:t>4</w:t>
             </w:r>
           </w:p>
         </w:tc>
@@ -1222,6 +1223,7 @@
                 <w:rFonts w:ascii="Times New Roman" w:hAnsi="Times New Roman"/>
                 <w:sz w:val="26"/>
               </w:rPr>
+              <w:t>Robotics</w:t>
             </w:r>
           </w:p>
         </w:tc>
@@ -1249,6 +1251,7 @@
                 <w:rFonts w:ascii="Times New Roman" w:hAnsi="Times New Roman"/>
                 <w:sz w:val="26"/>
               </w:rPr>
+              <w:t>4C1</w:t>
             </w:r>
           </w:p>
         </w:tc>
@@ -1276,6 +1279,7 @@
                 <w:rFonts w:ascii="Times New Roman" w:hAnsi="Times New Roman"/>
                 <w:sz w:val="26"/>
               </w:rPr>
+              <w:t>Bài 4. Đàn gà con</w:t>
             </w:r>
           </w:p>
         </w:tc>
@@ -1303,6 +1307,7 @@
                 <w:rFonts w:ascii="Times New Roman" w:hAnsi="Times New Roman"/>
                 <w:sz w:val="26"/>
               </w:rPr>
+              <w:t>Bộ Kit Robotics</w:t>
             </w:r>
           </w:p>
         </w:tc>
@@ -5821,46 +5826,6 @@
       <w:pPr>
         <w:spacing w:after="0" w:line="240" w:lineRule="auto"/>
         <w:rPr>
-          <w:color w:val="000000"/>
-          <w:sz w:val="32"/>
-          <w:szCs w:val="32"/>
-        </w:rPr>
-      </w:pPr>
-    </w:p>
-    <w:p>
-      <w:pPr>
-        <w:spacing w:after="0" w:line="240" w:lineRule="auto"/>
-        <w:rPr>
-          <w:color w:val="000000"/>
-          <w:sz w:val="32"/>
-          <w:szCs w:val="32"/>
-        </w:rPr>
-      </w:pPr>
-    </w:p>
-    <w:p>
-      <w:pPr>
-        <w:spacing w:after="0" w:line="240" w:lineRule="auto"/>
-        <w:rPr>
-          <w:color w:val="000000"/>
-          <w:sz w:val="32"/>
-          <w:szCs w:val="32"/>
-        </w:rPr>
-      </w:pPr>
-    </w:p>
-    <w:p>
-      <w:pPr>
-        <w:spacing w:after="0" w:line="240" w:lineRule="auto"/>
-        <w:rPr>
-          <w:color w:val="000000"/>
-          <w:sz w:val="32"/>
-          <w:szCs w:val="32"/>
-        </w:rPr>
-      </w:pPr>
-    </w:p>
-    <w:p>
-      <w:pPr>
-        <w:spacing w:after="0" w:line="240" w:lineRule="auto"/>
-        <w:rPr>
           <w:i/>
         </w:rPr>
       </w:pPr>
@@ -10600,7 +10565,6 @@
                 <w:sz w:val="26"/>
                 <w:szCs w:val="26"/>
               </w:rPr>
-              <w:t>4</w:t>
             </w:r>
           </w:p>
         </w:tc>
@@ -10629,7 +10593,6 @@
                 <w:sz w:val="26"/>
                 <w:szCs w:val="26"/>
               </w:rPr>
-              <w:t>Robotics</w:t>
             </w:r>
           </w:p>
         </w:tc>
@@ -10658,7 +10621,6 @@
                 <w:sz w:val="26"/>
                 <w:szCs w:val="26"/>
               </w:rPr>
-              <w:t>4C1</w:t>
             </w:r>
           </w:p>
         </w:tc>
@@ -10687,7 +10649,6 @@
                 <w:sz w:val="26"/>
                 <w:szCs w:val="26"/>
               </w:rPr>
-              <w:t>Bài 4. Đàn gà con</w:t>
             </w:r>
           </w:p>
         </w:tc>
@@ -10716,7 +10677,6 @@
                 <w:sz w:val="26"/>
                 <w:szCs w:val="26"/>
               </w:rPr>
-              <w:t>Bộ Kit Robotics</w:t>
             </w:r>
           </w:p>
         </w:tc>
@@ -11198,26 +11158,20 @@
                 <w:sz w:val="26"/>
                 <w:szCs w:val="26"/>
               </w:rPr>
-              <w:br/>
-              <w:t>…………………………………………………………………</w:t>
-            </w:r>
-            <w:r>
-              <w:rPr>
-                <w:rFonts w:ascii="Times New Roman" w:hAnsi="Times New Roman" w:cs="Times New Roman"/>
-                <w:sz w:val="26"/>
-                <w:szCs w:val="26"/>
-              </w:rPr>
-              <w:br/>
-              <w:t>…………………………………………………………………</w:t>
-            </w:r>
-            <w:r>
-              <w:rPr>
-                <w:rFonts w:ascii="Times New Roman" w:hAnsi="Times New Roman" w:cs="Times New Roman"/>
-                <w:sz w:val="26"/>
-                <w:szCs w:val="26"/>
-              </w:rPr>
-              <w:br/>
-              <w:t>…………………………………………………………………</w:t>
+            </w:r>
+            <w:r>
+              <w:rPr>
+                <w:rFonts w:ascii="Times New Roman" w:hAnsi="Times New Roman" w:cs="Times New Roman"/>
+                <w:sz w:val="26"/>
+                <w:szCs w:val="26"/>
+              </w:rPr>
+            </w:r>
+            <w:r>
+              <w:rPr>
+                <w:rFonts w:ascii="Times New Roman" w:hAnsi="Times New Roman" w:cs="Times New Roman"/>
+                <w:sz w:val="26"/>
+                <w:szCs w:val="26"/>
+              </w:rPr>
             </w:r>
           </w:p>
         </w:tc>
@@ -11264,45 +11218,6 @@
         </w:tc>
       </w:tr>
     </w:tbl>
-    <w:p>
-      <w:pPr>
-        <w:spacing w:after="0" w:line="240" w:lineRule="auto"/>
-        <w:jc w:val="center"/>
-        <w:rPr>
-          <w:i/>
-        </w:rPr>
-      </w:pPr>
-    </w:p>
-    <w:p>
-      <w:pPr>
-        <w:spacing w:after="0" w:line="240" w:lineRule="auto"/>
-        <w:rPr>
-          <w:color w:val="000000"/>
-          <w:sz w:val="32"/>
-          <w:szCs w:val="32"/>
-        </w:rPr>
-      </w:pPr>
-    </w:p>
-    <w:p>
-      <w:pPr>
-        <w:spacing w:after="0" w:line="240" w:lineRule="auto"/>
-        <w:rPr>
-          <w:color w:val="000000"/>
-          <w:sz w:val="32"/>
-          <w:szCs w:val="32"/>
-        </w:rPr>
-      </w:pPr>
-    </w:p>
-    <w:p>
-      <w:pPr>
-        <w:spacing w:after="0" w:line="240" w:lineRule="auto"/>
-        <w:rPr>
-          <w:color w:val="000000"/>
-          <w:sz w:val="32"/>
-          <w:szCs w:val="32"/>
-        </w:rPr>
-      </w:pPr>
-    </w:p>
     <w:p>
       <w:pPr>
         <w:spacing w:after="0" w:line="240" w:lineRule="auto"/>
